--- a/docs/bao-cao/BaoCao_Chuong5_KetLuan.docx
+++ b/docs/bao-cao/BaoCao_Chuong5_KetLuan.docx
@@ -78,7 +78,7 @@
         <w:jc w:val="both"/>
       </w:pPr>
       <w:r>
-        <w:t>Kết nối BLE với thùng ESP32 thật chưa hoàn thiện; phần demo dùng bộ giả lập.</w:t>
+        <w:t>Mô hình phần cứng thử nghiệm còn ở quy mô nhỏ; độ bền cơ khí và nguồn cấp cho nhiều servo chưa được đánh giá dài hạn.</w:t>
       </w:r>
     </w:p>
     <w:p>
@@ -131,7 +131,7 @@
         <w:jc w:val="both"/>
       </w:pPr>
       <w:r>
-        <w:t>Hoàn thiện BLE với ESP32; gắn cảm biến siêu âm đo mức đầy thật và gửi trạng thái qua Wi-Fi/MQTT.</w:t>
+        <w:t>Nâng cấp cơ cấu thùng và bảo mật ghép nối BLE; gắn cảm biến siêu âm đo mức đầy thật và gửi trạng thái qua Wi-Fi/MQTT.</w:t>
       </w:r>
     </w:p>
     <w:p>
@@ -149,7 +149,7 @@
         <w:jc w:val="both"/>
       </w:pPr>
       <w:r>
-        <w:t>Lượng tử hoá INT8 hoàn toàn [6] và tinh chỉnh câu mô tả / fine-tune nhẹ để tăng tốc độ và độ chính xác nhóm tái chế.</w:t>
+        <w:t>Lượng tử hoá INT8 hoàn toàn [5] và tinh chỉnh câu mô tả / fine-tune nhẹ để tăng tốc độ và độ chính xác nhóm tái chế.</w:t>
       </w:r>
     </w:p>
     <w:p>
@@ -231,7 +231,7 @@
         <w:t xml:space="preserve">[4] </w:t>
       </w:r>
       <w:r>
-        <w:t>L. Yong, L. Ma, D. Sun, and L. Du, "Application of MobileNetV2 to waste classification," PLoS ONE, vol. 18, no. 3, Art. no. e0282336, 2023, doi: 10.1371/journal.pone.0282336.</w:t>
+        <w:t>S. Single, S. Iranmanesh, and R. Raad, "RealWaste: A novel real-life data set for landfill waste classification using deep learning," Information, vol. 14, no. 12, Art. no. 633, 2023, doi: 10.3390/info14120633.</w:t>
       </w:r>
     </w:p>
     <w:p>
@@ -245,7 +245,7 @@
         <w:t xml:space="preserve">[5] </w:t>
       </w:r>
       <w:r>
-        <w:t>S. Single, S. Iranmanesh, and R. Raad, "RealWaste: A novel real-life data set for landfill waste classification using deep learning," Information, vol. 14, no. 12, Art. no. 633, 2023, doi: 10.3390/info14120633.</w:t>
+        <w:t>B. Jacob et al., "Quantization and training of neural networks for efficient integer-arithmetic-only inference," in Proc. IEEE/CVF Conf. Comput. Vis. Pattern Recognit. (CVPR), 2018, pp. 2704–2713, doi: 10.1109/CVPR.2018.00286.</w:t>
       </w:r>
     </w:p>
     <w:p>
@@ -259,7 +259,7 @@
         <w:t xml:space="preserve">[6] </w:t>
       </w:r>
       <w:r>
-        <w:t>B. Jacob et al., "Quantization and training of neural networks for efficient integer-arithmetic-only inference," in Proc. IEEE/CVF Conf. Comput. Vis. Pattern Recognit. (CVPR), 2018, pp. 2704–2713, doi: 10.1109/CVPR.2018.00286.</w:t>
+        <w:t>I. Ranjbar, Y. Ventikos, and M. Arashpour, "Zero-shot and few-shot multimodal plastic waste classification with vision-language models," Waste Management, vol. 202, Art. no. 114815, 2025, doi: 10.1016/j.wasman.2025.114815.</w:t>
       </w:r>
     </w:p>
     <w:p>
@@ -273,7 +273,7 @@
         <w:t xml:space="preserve">[7] </w:t>
       </w:r>
       <w:r>
-        <w:t>I. Ranjbar, Y. Ventikos, and M. Arashpour, "Zero-shot and few-shot multimodal plastic waste classification with vision-language models," Waste Management, vol. 202, Art. no. 114815, 2025, doi: 10.1016/j.wasman.2025.114815.</w:t>
+        <w:t>G. A. Croes, "A method for solving traveling-salesman problems," Operations Research, vol. 6, no. 6, pp. 791–812, 1958.</w:t>
       </w:r>
     </w:p>
     <w:p>
@@ -287,7 +287,7 @@
         <w:t xml:space="preserve">[8] </w:t>
       </w:r>
       <w:r>
-        <w:t>G. A. Croes, "A method for solving traveling-salesman problems," Operations Research, vol. 6, no. 6, pp. 791–812, 1958.</w:t>
+        <w:t>Quốc hội Việt Nam, Luật Bảo vệ môi trường số 72/2020/QH14, 2020.</w:t>
       </w:r>
     </w:p>
     <w:p>
@@ -301,7 +301,7 @@
         <w:t xml:space="preserve">[9] </w:t>
       </w:r>
       <w:r>
-        <w:t>Quốc hội Việt Nam, Luật Bảo vệ môi trường số 72/2020/QH14, 2020.</w:t>
+        <w:t>Chính phủ Việt Nam, Nghị định 08/2022/NĐ-CP quy định chi tiết một số điều của Luật Bảo vệ môi trường, 2022.</w:t>
       </w:r>
     </w:p>
     <w:p>
@@ -315,7 +315,7 @@
         <w:t xml:space="preserve">[10] </w:t>
       </w:r>
       <w:r>
-        <w:t>Chính phủ Việt Nam, Nghị định 08/2022/NĐ-CP quy định chi tiết một số điều của Luật Bảo vệ môi trường, 2022.</w:t>
+        <w:t>Meta Platforms, "React Native documentation." [Online]. Available: https://reactnative.dev/docs</w:t>
       </w:r>
     </w:p>
     <w:p>
@@ -329,7 +329,7 @@
         <w:t xml:space="preserve">[11] </w:t>
       </w:r>
       <w:r>
-        <w:t>Meta Platforms, "React Native documentation." [Online]. Available: https://reactnative.dev/docs</w:t>
+        <w:t>Expo, "Expo documentation." [Online]. Available: https://docs.expo.dev</w:t>
       </w:r>
     </w:p>
     <w:p>
@@ -343,7 +343,7 @@
         <w:t xml:space="preserve">[12] </w:t>
       </w:r>
       <w:r>
-        <w:t>Expo, "Expo documentation." [Online]. Available: https://docs.expo.dev</w:t>
+        <w:t>Supabase, "Supabase documentation: Database, Auth, Realtime, Storage." [Online]. Available: https://supabase.com/docs</w:t>
       </w:r>
     </w:p>
     <w:p>
@@ -355,20 +355,6 @@
           <w:b/>
         </w:rPr>
         <w:t xml:space="preserve">[13] </w:t>
-      </w:r>
-      <w:r>
-        <w:t>Supabase, "Supabase documentation: Database, Auth, Realtime, Storage." [Online]. Available: https://supabase.com/docs</w:t>
-      </w:r>
-    </w:p>
-    <w:p>
-      <w:pPr>
-        <w:ind w:left="454" w:hanging="454"/>
-      </w:pPr>
-      <w:r>
-        <w:rPr>
-          <w:b/>
-        </w:rPr>
-        <w:t xml:space="preserve">[14] </w:t>
       </w:r>
       <w:r>
         <w:t>Google, "LiteRT (TensorFlow Lite) documentation." [Online]. Available: https://ai.google.dev/edge/litert</w:t>
